--- a/src/tests/fixtures/templates/airport-transfer-v2.docx
+++ b/src/tests/fixtures/templates/airport-transfer-v2.docx
@@ -35,6 +35,36 @@
     <w:p>
       <w:r>
         <w:t>Provider: {{service.provider}}</w:t>
+      </w:r>
+    </w:p>
+    <w:p>
+      <w:r>
+        <w:t>Pickup Time: {{service.pickup_time}}</w:t>
+      </w:r>
+    </w:p>
+    <w:p>
+      <w:r>
+        <w:t>Pickup Location: {{service.pickup_location}}</w:t>
+      </w:r>
+    </w:p>
+    <w:p>
+      <w:r>
+        <w:t>Dropoff Location: {{service.dropoff_location}}</w:t>
+      </w:r>
+    </w:p>
+    <w:p>
+      <w:r>
+        <w:t>Passengers: {{service.passengers}}</w:t>
+      </w:r>
+    </w:p>
+    <w:p>
+      <w:r>
+        <w:t>Confirmation Code: {{service.confirmation_code}}</w:t>
+      </w:r>
+    </w:p>
+    <w:p>
+      <w:r>
+        <w:t>Notes: {{service.notes}}</w:t>
       </w:r>
     </w:p>
     <w:p>
